--- a/submission/03_正式文档_WORD/00_AFAC2026_提交材料总览.docx
+++ b/submission/03_正式文档_WORD/00_AFAC2026_提交材料总览.docx
@@ -38,7 +38,7 @@
           <w:color w:val="666666"/>
           <w:sz w:val="18"/>
         </w:rPr>
-        <w:t>项目编号 2026FINTECH-FINT-0093 · AFAC2026 初创组 · 2026年07月07日</w:t>
+        <w:t>项目编号 2026FINTECH-FINT-0093 · AFAC2026 初创组 · 2026年07月08日</w:t>
       </w:r>
     </w:p>
     <w:p/>
@@ -685,7 +685,7 @@
                 <w:b w:val="0"/>
                 <w:sz w:val="19"/>
               </w:rPr>
-              <w:t>⚠</w:t>
+              <w:t>✅</w:t>
             </w:r>
           </w:p>
         </w:tc>
@@ -705,7 +705,7 @@
                 <w:b w:val="0"/>
                 <w:sz w:val="19"/>
               </w:rPr>
-              <w:t>脚本/分镜就绪，MP4 待录制</w:t>
+              <w:t>180s MP4 已完成</w:t>
             </w:r>
           </w:p>
         </w:tc>
@@ -1638,7 +1638,7 @@
                 <w:b w:val="0"/>
                 <w:sz w:val="19"/>
               </w:rPr>
-              <w:t>FinTech@外滩旧口径</w:t>
+              <w:t>AFAC2026金融智能创新大赛旧口径</w:t>
             </w:r>
           </w:p>
         </w:tc>
